--- a/Artium-Gallery_Business_Requirements_Document.docx
+++ b/Artium-Gallery_Business_Requirements_Document.docx
@@ -6529,7 +6529,7 @@
         <w:spacing w:after="80"/>
       </w:pPr>
       <w:r>
-        <w:t xml:space="preserve">Collection — an optional named grouping (e.g. an exhibit or donor collection) that Artifact, Artist, School, Period, or Country records may optionally belong to.</w:t>
+        <w:t>Collection — an optional named grouping (e.g. an exhibit or donor collection) that Artifact, Artist, School, Period, or Country records may optionally belong to. Marked public or private to control catalog visibility.</w:t>
       </w:r>
     </w:p>
     <w:p>

--- a/Artium-Gallery_Business_Requirements_Document.docx
+++ b/Artium-Gallery_Business_Requirements_Document.docx
@@ -6529,7 +6529,7 @@
         <w:spacing w:after="80"/>
       </w:pPr>
       <w:r>
-        <w:t>Collection — an optional named grouping (e.g. an exhibit or donor collection) that Artifact, Artist, School, Period, or Country records may optionally belong to. Marked public or private to control catalog visibility.</w:t>
+        <w:t>Collection — an optional named grouping (e.g. an exhibit or donor collection) that Artifact, Artist, School, Period, or Country records may optionally belong to. Marked public or private to control catalog visibility. Owned by exactly one Organization (museum/institution); private Collections are visible only to Admins and to staff explicitly granted view/manage access.</w:t>
       </w:r>
     </w:p>
     <w:p>

--- a/Artium-Gallery_Business_Requirements_Document.docx
+++ b/Artium-Gallery_Business_Requirements_Document.docx
@@ -6529,7 +6529,7 @@
         <w:spacing w:after="80"/>
       </w:pPr>
       <w:r>
-        <w:t>Collection — an optional named grouping (e.g. an exhibit or donor collection) that Artifact, Artist, School, Period, or Country records may optionally belong to. Marked public or private to control catalog visibility. Owned by exactly one Organization (museum/institution); private Collections are visible only to Admins and to staff explicitly granted view/manage access.</w:t>
+        <w:t>Collection — an optional named grouping (e.g. an exhibit or donor collection) that Artifact records may belong to (many-to-many — an Artifact can be tagged into several Collections at once) and that Artist, School, Period, or Country records may optionally belong to (one each). Marked public or private to control catalog visibility. Owned by exactly one Organization (museum/institution); private Collections are visible only to Admins and to staff explicitly granted view/manage access.</w:t>
       </w:r>
     </w:p>
     <w:p>
